--- a/CÔNG TY TNHH LỢI KHÁCH/LoiKhach_ThayDoi_CSH_DDPL_Lần 2/LoiKhach_ThayDoiCSH_DDPL/06_GIAY_UY_QUYEN_21-09-2026.docx
+++ b/CÔNG TY TNHH LỢI KHÁCH/LoiKhach_ThayDoi_CSH_DDPL_Lần 2/LoiKhach_ThayDoiCSH_DDPL/06_GIAY_UY_QUYEN_21-09-2026.docx
@@ -1,6 +1,6 @@
 
 <file path=word/document.xml><?xml version="1.0" encoding="utf-8"?>
-<w:document xmlns:wpc="http://schemas.microsoft.com/office/word/2010/wordprocessingCanvas" xmlns:cx="http://schemas.microsoft.com/office/drawing/2014/chartex" xmlns:mc="http://schemas.openxmlformats.org/markup-compatibility/2006" xmlns:o="urn:schemas-microsoft-com:office:office" xmlns:r="http://schemas.openxmlformats.org/officeDocument/2006/relationships" xmlns:m="http://schemas.openxmlformats.org/officeDocument/2006/math" xmlns:v="urn:schemas-microsoft-com:vml" xmlns:wp14="http://schemas.microsoft.com/office/word/2010/wordprocessingDrawing" xmlns:wp="http://schemas.openxmlformats.org/drawingml/2006/wordprocessingDrawing" xmlns:w10="urn:schemas-microsoft-com:office:word" xmlns:w="http://schemas.openxmlformats.org/wordprocessingml/2006/main" xmlns:w14="http://schemas.microsoft.com/office/word/2010/wordml" xmlns:w15="http://schemas.microsoft.com/office/word/2012/wordml" xmlns:w16se="http://schemas.microsoft.com/office/word/2015/wordml/symex" xmlns:wpg="http://schemas.microsoft.com/office/word/2010/wordprocessingGroup" xmlns:wpi="http://schemas.microsoft.com/office/word/2010/wordprocessingInk" xmlns:wne="http://schemas.microsoft.com/office/word/2006/wordml" xmlns:wps="http://schemas.microsoft.com/office/word/2010/wordprocessingShape" mc:Ignorable="w14 w15 w16se wp14">
+<w:document xmlns:wpc="http://schemas.microsoft.com/office/word/2010/wordprocessingCanvas" xmlns:cx="http://schemas.microsoft.com/office/drawing/2014/chartex" xmlns:cx1="http://schemas.microsoft.com/office/drawing/2015/9/8/chartex" xmlns:cx2="http://schemas.microsoft.com/office/drawing/2015/10/21/chartex" xmlns:cx3="http://schemas.microsoft.com/office/drawing/2016/5/9/chartex" xmlns:cx4="http://schemas.microsoft.com/office/drawing/2016/5/10/chartex" xmlns:cx5="http://schemas.microsoft.com/office/drawing/2016/5/11/chartex" xmlns:cx6="http://schemas.microsoft.com/office/drawing/2016/5/12/chartex" xmlns:cx7="http://schemas.microsoft.com/office/drawing/2016/5/13/chartex" xmlns:cx8="http://schemas.microsoft.com/office/drawing/2016/5/14/chartex" xmlns:mc="http://schemas.openxmlformats.org/markup-compatibility/2006" xmlns:aink="http://schemas.microsoft.com/office/drawing/2016/ink" xmlns:am3d="http://schemas.microsoft.com/office/drawing/2017/model3d" xmlns:o="urn:schemas-microsoft-com:office:office" xmlns:oel="http://schemas.microsoft.com/office/2019/extlst" xmlns:r="http://schemas.openxmlformats.org/officeDocument/2006/relationships" xmlns:m="http://schemas.openxmlformats.org/officeDocument/2006/math" xmlns:v="urn:schemas-microsoft-com:vml" xmlns:wp14="http://schemas.microsoft.com/office/word/2010/wordprocessingDrawing" xmlns:wp="http://schemas.openxmlformats.org/drawingml/2006/wordprocessingDrawing" xmlns:w10="urn:schemas-microsoft-com:office:word" xmlns:w="http://schemas.openxmlformats.org/wordprocessingml/2006/main" xmlns:w14="http://schemas.microsoft.com/office/word/2010/wordml" xmlns:w15="http://schemas.microsoft.com/office/word/2012/wordml" xmlns:w16cex="http://schemas.microsoft.com/office/word/2018/wordml/cex" xmlns:w16cid="http://schemas.microsoft.com/office/word/2016/wordml/cid" xmlns:w16="http://schemas.microsoft.com/office/word/2018/wordml" xmlns:w16du="http://schemas.microsoft.com/office/word/2023/wordml/word16du" xmlns:w16sdtdh="http://schemas.microsoft.com/office/word/2020/wordml/sdtdatahash" xmlns:w16sdtfl="http://schemas.microsoft.com/office/word/2024/wordml/sdtformatlock" xmlns:w16se="http://schemas.microsoft.com/office/word/2015/wordml/symex" xmlns:wpg="http://schemas.microsoft.com/office/word/2010/wordprocessingGroup" xmlns:wpi="http://schemas.microsoft.com/office/word/2010/wordprocessingInk" xmlns:wne="http://schemas.microsoft.com/office/word/2006/wordml" xmlns:wps="http://schemas.microsoft.com/office/word/2010/wordprocessingShape" mc:Ignorable="w14 w15 w16se w16cid w16 w16cex w16sdtdh w16sdtfl w16du wp14">
   <w:body>
     <w:p>
       <w:pPr>
@@ -23,9 +23,12 @@
           <w:sz w:val="26"/>
           <w:szCs w:val="26"/>
         </w:rPr>
-        <w:t>C</w:t>
-      </w:r>
-      <w:r>
+        <w:t>CỘNG HÒA XÃ HỘI CHỦ NGHĨA VIỆT NAM</w:t>
+      </w:r>
+    </w:p>
+    <w:p>
+      <w:pPr>
+        <w:jc w:val="center"/>
         <w:rPr>
           <w:rFonts w:ascii="Times New Roman" w:hAnsi="Times New Roman" w:cs="Times New Roman"/>
           <w:b/>
@@ -34,8 +37,7 @@
           <w:sz w:val="26"/>
           <w:szCs w:val="26"/>
         </w:rPr>
-        <w:t>Ộ</w:t>
-      </w:r>
+      </w:pPr>
       <w:r>
         <w:rPr>
           <w:rFonts w:ascii="Times New Roman" w:hAnsi="Times New Roman" w:cs="Times New Roman"/>
@@ -45,9 +47,34 @@
           <w:sz w:val="26"/>
           <w:szCs w:val="26"/>
         </w:rPr>
-        <w:t>NG HÒA XÃ H</w:t>
-      </w:r>
-      <w:r>
+        <w:t>Độc lập - Tự do - Hạnh phúc</w:t>
+      </w:r>
+    </w:p>
+    <w:p>
+      <w:pPr>
+        <w:jc w:val="center"/>
+        <w:rPr>
+          <w:rFonts w:ascii="Times New Roman" w:hAnsi="Times New Roman" w:cs="Times New Roman"/>
+          <w:color w:val="000000" w:themeColor="text1"/>
+          <w:sz w:val="26"/>
+          <w:szCs w:val="26"/>
+        </w:rPr>
+      </w:pPr>
+      <w:r>
+        <w:rPr>
+          <w:rFonts w:ascii="Times New Roman" w:hAnsi="Times New Roman" w:cs="Times New Roman"/>
+          <w:i/>
+          <w:iCs/>
+          <w:color w:val="000000" w:themeColor="text1"/>
+          <w:sz w:val="26"/>
+          <w:szCs w:val="26"/>
+        </w:rPr>
+        <w:t>Thành phố Hồ Chí Minh, ngày 21 tháng 09 năm 2026</w:t>
+      </w:r>
+    </w:p>
+    <w:p>
+      <w:pPr>
+        <w:jc w:val="center"/>
         <w:rPr>
           <w:rFonts w:ascii="Times New Roman" w:hAnsi="Times New Roman" w:cs="Times New Roman"/>
           <w:b/>
@@ -56,8 +83,7 @@
           <w:sz w:val="26"/>
           <w:szCs w:val="26"/>
         </w:rPr>
-        <w:t>Ộ</w:t>
-      </w:r>
+      </w:pPr>
       <w:r>
         <w:rPr>
           <w:rFonts w:ascii="Times New Roman" w:hAnsi="Times New Roman" w:cs="Times New Roman"/>
@@ -67,7 +93,26 @@
           <w:sz w:val="26"/>
           <w:szCs w:val="26"/>
         </w:rPr>
-        <w:t>I CH</w:t>
+        <w:t>GIẤY ỦY QUYỀN</w:t>
+      </w:r>
+    </w:p>
+    <w:p>
+      <w:pPr>
+        <w:rPr>
+          <w:rFonts w:ascii="Times New Roman" w:hAnsi="Times New Roman" w:cs="Times New Roman"/>
+          <w:color w:val="000000" w:themeColor="text1"/>
+          <w:sz w:val="26"/>
+          <w:szCs w:val="26"/>
+        </w:rPr>
+      </w:pPr>
+      <w:r>
+        <w:rPr>
+          <w:rFonts w:ascii="Times New Roman" w:hAnsi="Times New Roman" w:cs="Times New Roman"/>
+          <w:color w:val="000000" w:themeColor="text1"/>
+          <w:sz w:val="26"/>
+          <w:szCs w:val="26"/>
+        </w:rPr>
+        <w:t xml:space="preserve"> Kính gửi: </w:t>
       </w:r>
       <w:r>
         <w:rPr>
@@ -78,400 +123,7 @@
           <w:sz w:val="26"/>
           <w:szCs w:val="26"/>
         </w:rPr>
-        <w:t>Ủ</w:t>
-      </w:r>
-      <w:r>
-        <w:rPr>
-          <w:rFonts w:ascii="Times New Roman" w:hAnsi="Times New Roman" w:cs="Times New Roman"/>
-          <w:b/>
-          <w:bCs/>
-          <w:color w:val="000000" w:themeColor="text1"/>
-          <w:sz w:val="26"/>
-          <w:szCs w:val="26"/>
-        </w:rPr>
-        <w:t xml:space="preserve"> NGHĨA VI</w:t>
-      </w:r>
-      <w:r>
-        <w:rPr>
-          <w:rFonts w:ascii="Times New Roman" w:hAnsi="Times New Roman" w:cs="Times New Roman"/>
-          <w:b/>
-          <w:bCs/>
-          <w:color w:val="000000" w:themeColor="text1"/>
-          <w:sz w:val="26"/>
-          <w:szCs w:val="26"/>
-        </w:rPr>
-        <w:t>Ệ</w:t>
-      </w:r>
-      <w:r>
-        <w:rPr>
-          <w:rFonts w:ascii="Times New Roman" w:hAnsi="Times New Roman" w:cs="Times New Roman"/>
-          <w:b/>
-          <w:bCs/>
-          <w:color w:val="000000" w:themeColor="text1"/>
-          <w:sz w:val="26"/>
-          <w:szCs w:val="26"/>
-        </w:rPr>
-        <w:t>T NAM</w:t>
-      </w:r>
-    </w:p>
-    <w:p>
-      <w:pPr>
-        <w:jc w:val="center"/>
-        <w:rPr>
-          <w:rFonts w:ascii="Times New Roman" w:hAnsi="Times New Roman" w:cs="Times New Roman"/>
-          <w:b/>
-          <w:bCs/>
-          <w:color w:val="000000" w:themeColor="text1"/>
-          <w:sz w:val="26"/>
-          <w:szCs w:val="26"/>
-        </w:rPr>
-      </w:pPr>
-      <w:r>
-        <w:rPr>
-          <w:rFonts w:ascii="Times New Roman" w:hAnsi="Times New Roman" w:cs="Times New Roman"/>
-          <w:b/>
-          <w:bCs/>
-          <w:color w:val="000000" w:themeColor="text1"/>
-          <w:sz w:val="26"/>
-          <w:szCs w:val="26"/>
-        </w:rPr>
-        <w:t>Đ</w:t>
-      </w:r>
-      <w:r>
-        <w:rPr>
-          <w:rFonts w:ascii="Times New Roman" w:hAnsi="Times New Roman" w:cs="Times New Roman"/>
-          <w:b/>
-          <w:bCs/>
-          <w:color w:val="000000" w:themeColor="text1"/>
-          <w:sz w:val="26"/>
-          <w:szCs w:val="26"/>
-        </w:rPr>
-        <w:t>ộ</w:t>
-      </w:r>
-      <w:r>
-        <w:rPr>
-          <w:rFonts w:ascii="Times New Roman" w:hAnsi="Times New Roman" w:cs="Times New Roman"/>
-          <w:b/>
-          <w:bCs/>
-          <w:color w:val="000000" w:themeColor="text1"/>
-          <w:sz w:val="26"/>
-          <w:szCs w:val="26"/>
-        </w:rPr>
-        <w:t>c l</w:t>
-      </w:r>
-      <w:r>
-        <w:rPr>
-          <w:rFonts w:ascii="Times New Roman" w:hAnsi="Times New Roman" w:cs="Times New Roman"/>
-          <w:b/>
-          <w:bCs/>
-          <w:color w:val="000000" w:themeColor="text1"/>
-          <w:sz w:val="26"/>
-          <w:szCs w:val="26"/>
-        </w:rPr>
-        <w:t>ậ</w:t>
-      </w:r>
-      <w:r>
-        <w:rPr>
-          <w:rFonts w:ascii="Times New Roman" w:hAnsi="Times New Roman" w:cs="Times New Roman"/>
-          <w:b/>
-          <w:bCs/>
-          <w:color w:val="000000" w:themeColor="text1"/>
-          <w:sz w:val="26"/>
-          <w:szCs w:val="26"/>
-        </w:rPr>
-        <w:t>p - T</w:t>
-      </w:r>
-      <w:r>
-        <w:rPr>
-          <w:rFonts w:ascii="Times New Roman" w:hAnsi="Times New Roman" w:cs="Times New Roman"/>
-          <w:b/>
-          <w:bCs/>
-          <w:color w:val="000000" w:themeColor="text1"/>
-          <w:sz w:val="26"/>
-          <w:szCs w:val="26"/>
-        </w:rPr>
-        <w:t>ự</w:t>
-      </w:r>
-      <w:r>
-        <w:rPr>
-          <w:rFonts w:ascii="Times New Roman" w:hAnsi="Times New Roman" w:cs="Times New Roman"/>
-          <w:b/>
-          <w:bCs/>
-          <w:color w:val="000000" w:themeColor="text1"/>
-          <w:sz w:val="26"/>
-          <w:szCs w:val="26"/>
-        </w:rPr>
-        <w:t xml:space="preserve"> do - H</w:t>
-      </w:r>
-      <w:r>
-        <w:rPr>
-          <w:rFonts w:ascii="Times New Roman" w:hAnsi="Times New Roman" w:cs="Times New Roman"/>
-          <w:b/>
-          <w:bCs/>
-          <w:color w:val="000000" w:themeColor="text1"/>
-          <w:sz w:val="26"/>
-          <w:szCs w:val="26"/>
-        </w:rPr>
-        <w:t>ạ</w:t>
-      </w:r>
-      <w:r>
-        <w:rPr>
-          <w:rFonts w:ascii="Times New Roman" w:hAnsi="Times New Roman" w:cs="Times New Roman"/>
-          <w:b/>
-          <w:bCs/>
-          <w:color w:val="000000" w:themeColor="text1"/>
-          <w:sz w:val="26"/>
-          <w:szCs w:val="26"/>
-        </w:rPr>
-        <w:t>nh phúc</w:t>
-      </w:r>
-    </w:p>
-    <w:p>
-      <w:pPr>
-        <w:jc w:val="center"/>
-        <w:rPr>
-          <w:rFonts w:ascii="Times New Roman" w:hAnsi="Times New Roman" w:cs="Times New Roman"/>
-          <w:color w:val="000000" w:themeColor="text1"/>
-          <w:sz w:val="26"/>
-          <w:szCs w:val="26"/>
-        </w:rPr>
-      </w:pPr>
-      <w:r>
-        <w:rPr>
-          <w:rFonts w:ascii="Times New Roman" w:hAnsi="Times New Roman" w:cs="Times New Roman"/>
-          <w:i/>
-          <w:iCs/>
-          <w:color w:val="000000" w:themeColor="text1"/>
-          <w:sz w:val="26"/>
-          <w:szCs w:val="26"/>
-        </w:rPr>
-        <w:t>Thành ph</w:t>
-      </w:r>
-      <w:r>
-        <w:rPr>
-          <w:rFonts w:ascii="Times New Roman" w:hAnsi="Times New Roman" w:cs="Times New Roman"/>
-          <w:i/>
-          <w:iCs/>
-          <w:color w:val="000000" w:themeColor="text1"/>
-          <w:sz w:val="26"/>
-          <w:szCs w:val="26"/>
-        </w:rPr>
-        <w:t>ố</w:t>
-      </w:r>
-      <w:r>
-        <w:rPr>
-          <w:rFonts w:ascii="Times New Roman" w:hAnsi="Times New Roman" w:cs="Times New Roman"/>
-          <w:i/>
-          <w:iCs/>
-          <w:color w:val="000000" w:themeColor="text1"/>
-          <w:sz w:val="26"/>
-          <w:szCs w:val="26"/>
-        </w:rPr>
-        <w:t xml:space="preserve"> H</w:t>
-      </w:r>
-      <w:r>
-        <w:rPr>
-          <w:rFonts w:ascii="Times New Roman" w:hAnsi="Times New Roman" w:cs="Times New Roman"/>
-          <w:i/>
-          <w:iCs/>
-          <w:color w:val="000000" w:themeColor="text1"/>
-          <w:sz w:val="26"/>
-          <w:szCs w:val="26"/>
-        </w:rPr>
-        <w:t>ồ</w:t>
-      </w:r>
-      <w:r>
-        <w:rPr>
-          <w:rFonts w:ascii="Times New Roman" w:hAnsi="Times New Roman" w:cs="Times New Roman"/>
-          <w:i/>
-          <w:iCs/>
-          <w:color w:val="000000" w:themeColor="text1"/>
-          <w:sz w:val="26"/>
-          <w:szCs w:val="26"/>
-        </w:rPr>
-        <w:t xml:space="preserve"> Chí Minh, ngày 21 tháng 09 năm 2026</w:t>
-      </w:r>
-    </w:p>
-    <w:p>
-      <w:pPr>
-        <w:jc w:val="center"/>
-        <w:rPr>
-          <w:rFonts w:ascii="Times New Roman" w:hAnsi="Times New Roman" w:cs="Times New Roman"/>
-          <w:b/>
-          <w:bCs/>
-          <w:color w:val="000000" w:themeColor="text1"/>
-          <w:sz w:val="26"/>
-          <w:szCs w:val="26"/>
-        </w:rPr>
-      </w:pPr>
-      <w:r>
-        <w:rPr>
-          <w:rFonts w:ascii="Times New Roman" w:hAnsi="Times New Roman" w:cs="Times New Roman"/>
-          <w:b/>
-          <w:bCs/>
-          <w:color w:val="000000" w:themeColor="text1"/>
-          <w:sz w:val="26"/>
-          <w:szCs w:val="26"/>
-        </w:rPr>
-        <w:t>GI</w:t>
-      </w:r>
-      <w:r>
-        <w:rPr>
-          <w:rFonts w:ascii="Times New Roman" w:hAnsi="Times New Roman" w:cs="Times New Roman"/>
-          <w:b/>
-          <w:bCs/>
-          <w:color w:val="000000" w:themeColor="text1"/>
-          <w:sz w:val="26"/>
-          <w:szCs w:val="26"/>
-        </w:rPr>
-        <w:t>Ấ</w:t>
-      </w:r>
-      <w:r>
-        <w:rPr>
-          <w:rFonts w:ascii="Times New Roman" w:hAnsi="Times New Roman" w:cs="Times New Roman"/>
-          <w:b/>
-          <w:bCs/>
-          <w:color w:val="000000" w:themeColor="text1"/>
-          <w:sz w:val="26"/>
-          <w:szCs w:val="26"/>
-        </w:rPr>
-        <w:t xml:space="preserve">Y </w:t>
-      </w:r>
-      <w:r>
-        <w:rPr>
-          <w:rFonts w:ascii="Times New Roman" w:hAnsi="Times New Roman" w:cs="Times New Roman"/>
-          <w:b/>
-          <w:bCs/>
-          <w:color w:val="000000" w:themeColor="text1"/>
-          <w:sz w:val="26"/>
-          <w:szCs w:val="26"/>
-        </w:rPr>
-        <w:t>Ủ</w:t>
-      </w:r>
-      <w:r>
-        <w:rPr>
-          <w:rFonts w:ascii="Times New Roman" w:hAnsi="Times New Roman" w:cs="Times New Roman"/>
-          <w:b/>
-          <w:bCs/>
-          <w:color w:val="000000" w:themeColor="text1"/>
-          <w:sz w:val="26"/>
-          <w:szCs w:val="26"/>
-        </w:rPr>
-        <w:t>Y QUY</w:t>
-      </w:r>
-      <w:r>
-        <w:rPr>
-          <w:rFonts w:ascii="Times New Roman" w:hAnsi="Times New Roman" w:cs="Times New Roman"/>
-          <w:b/>
-          <w:bCs/>
-          <w:color w:val="000000" w:themeColor="text1"/>
-          <w:sz w:val="26"/>
-          <w:szCs w:val="26"/>
-        </w:rPr>
-        <w:t>Ề</w:t>
-      </w:r>
-      <w:r>
-        <w:rPr>
-          <w:rFonts w:ascii="Times New Roman" w:hAnsi="Times New Roman" w:cs="Times New Roman"/>
-          <w:b/>
-          <w:bCs/>
-          <w:color w:val="000000" w:themeColor="text1"/>
-          <w:sz w:val="26"/>
-          <w:szCs w:val="26"/>
-        </w:rPr>
-        <w:t>N</w:t>
-      </w:r>
-    </w:p>
-    <w:p>
-      <w:pPr>
-        <w:rPr>
-          <w:rFonts w:ascii="Times New Roman" w:hAnsi="Times New Roman" w:cs="Times New Roman"/>
-          <w:color w:val="000000" w:themeColor="text1"/>
-          <w:sz w:val="26"/>
-          <w:szCs w:val="26"/>
-        </w:rPr>
-      </w:pPr>
-      <w:r>
-        <w:rPr>
-          <w:rFonts w:ascii="Times New Roman" w:hAnsi="Times New Roman" w:cs="Times New Roman"/>
-          <w:color w:val="000000" w:themeColor="text1"/>
-          <w:sz w:val="26"/>
-          <w:szCs w:val="26"/>
-        </w:rPr>
-        <w:t xml:space="preserve"> Kính g</w:t>
-      </w:r>
-      <w:r>
-        <w:rPr>
-          <w:rFonts w:ascii="Times New Roman" w:hAnsi="Times New Roman" w:cs="Times New Roman"/>
-          <w:color w:val="000000" w:themeColor="text1"/>
-          <w:sz w:val="26"/>
-          <w:szCs w:val="26"/>
-        </w:rPr>
-        <w:t>ử</w:t>
-      </w:r>
-      <w:r>
-        <w:rPr>
-          <w:rFonts w:ascii="Times New Roman" w:hAnsi="Times New Roman" w:cs="Times New Roman"/>
-          <w:color w:val="000000" w:themeColor="text1"/>
-          <w:sz w:val="26"/>
-          <w:szCs w:val="26"/>
-        </w:rPr>
-        <w:t xml:space="preserve">i: </w:t>
-      </w:r>
-      <w:r>
-        <w:rPr>
-          <w:rFonts w:ascii="Times New Roman" w:hAnsi="Times New Roman" w:cs="Times New Roman"/>
-          <w:b/>
-          <w:bCs/>
-          <w:color w:val="000000" w:themeColor="text1"/>
-          <w:sz w:val="26"/>
-          <w:szCs w:val="26"/>
-        </w:rPr>
-        <w:t>PHÒNG ĐĂNG KÝ KINH DOANH THÀNH PH</w:t>
-      </w:r>
-      <w:r>
-        <w:rPr>
-          <w:rFonts w:ascii="Times New Roman" w:hAnsi="Times New Roman" w:cs="Times New Roman"/>
-          <w:b/>
-          <w:bCs/>
-          <w:color w:val="000000" w:themeColor="text1"/>
-          <w:sz w:val="26"/>
-          <w:szCs w:val="26"/>
-        </w:rPr>
-        <w:t>Ố</w:t>
-      </w:r>
-      <w:r>
-        <w:rPr>
-          <w:rFonts w:ascii="Times New Roman" w:hAnsi="Times New Roman" w:cs="Times New Roman"/>
-          <w:b/>
-          <w:bCs/>
-          <w:color w:val="000000" w:themeColor="text1"/>
-          <w:sz w:val="26"/>
-          <w:szCs w:val="26"/>
-        </w:rPr>
-        <w:t xml:space="preserve"> H</w:t>
-      </w:r>
-      <w:r>
-        <w:rPr>
-          <w:rFonts w:ascii="Times New Roman" w:hAnsi="Times New Roman" w:cs="Times New Roman"/>
-          <w:b/>
-          <w:bCs/>
-          <w:color w:val="000000" w:themeColor="text1"/>
-          <w:sz w:val="26"/>
-          <w:szCs w:val="26"/>
-        </w:rPr>
-        <w:t>Ồ</w:t>
-      </w:r>
-      <w:r>
-        <w:rPr>
-          <w:rFonts w:ascii="Times New Roman" w:hAnsi="Times New Roman" w:cs="Times New Roman"/>
-          <w:b/>
-          <w:bCs/>
-          <w:color w:val="000000" w:themeColor="text1"/>
-          <w:sz w:val="26"/>
-          <w:szCs w:val="26"/>
-        </w:rPr>
-        <w:t xml:space="preserve"> CHÍ MINH</w:t>
+        <w:t>PHÒNG ĐĂNG KÝ KINH DOANH THÀNH PHỐ HỒ CHÍ MINH</w:t>
       </w:r>
     </w:p>
     <w:p>
@@ -497,25 +149,7 @@
           <w:sz w:val="26"/>
           <w:szCs w:val="26"/>
         </w:rPr>
-        <w:t xml:space="preserve"> Tên Đơn V</w:t>
-      </w:r>
-      <w:r>
-        <w:rPr>
-          <w:rFonts w:ascii="Times New Roman" w:hAnsi="Times New Roman" w:cs="Times New Roman"/>
-          <w:color w:val="000000"/>
-          <w:sz w:val="26"/>
-          <w:szCs w:val="26"/>
-        </w:rPr>
-        <w:t>ị</w:t>
-      </w:r>
-      <w:r>
-        <w:rPr>
-          <w:rFonts w:ascii="Times New Roman" w:hAnsi="Times New Roman" w:cs="Times New Roman"/>
-          <w:color w:val="000000"/>
-          <w:sz w:val="26"/>
-          <w:szCs w:val="26"/>
-        </w:rPr>
-        <w:t xml:space="preserve">: </w:t>
+        <w:t xml:space="preserve"> Tên Đơn Vị: </w:t>
       </w:r>
       <w:r>
         <w:rPr>
@@ -545,43 +179,7 @@
           <w:sz w:val="26"/>
           <w:szCs w:val="26"/>
         </w:rPr>
-        <w:t>Mã s</w:t>
-      </w:r>
-      <w:r>
-        <w:rPr>
-          <w:rFonts w:ascii="Times New Roman" w:hAnsi="Times New Roman" w:cs="Times New Roman"/>
-          <w:color w:val="000000"/>
-          <w:sz w:val="26"/>
-          <w:szCs w:val="26"/>
-        </w:rPr>
-        <w:t>ố</w:t>
-      </w:r>
-      <w:r>
-        <w:rPr>
-          <w:rFonts w:ascii="Times New Roman" w:hAnsi="Times New Roman" w:cs="Times New Roman"/>
-          <w:color w:val="000000"/>
-          <w:sz w:val="26"/>
-          <w:szCs w:val="26"/>
-        </w:rPr>
-        <w:t xml:space="preserve"> thu</w:t>
-      </w:r>
-      <w:r>
-        <w:rPr>
-          <w:rFonts w:ascii="Times New Roman" w:hAnsi="Times New Roman" w:cs="Times New Roman"/>
-          <w:color w:val="000000"/>
-          <w:sz w:val="26"/>
-          <w:szCs w:val="26"/>
-        </w:rPr>
-        <w:t>ế</w:t>
-      </w:r>
-      <w:r>
-        <w:rPr>
-          <w:rFonts w:ascii="Times New Roman" w:hAnsi="Times New Roman" w:cs="Times New Roman"/>
-          <w:color w:val="000000"/>
-          <w:sz w:val="26"/>
-          <w:szCs w:val="26"/>
-        </w:rPr>
-        <w:t>:</w:t>
+        <w:t>Mã số thuế:</w:t>
       </w:r>
       <w:r>
         <w:rPr>
@@ -622,7 +220,7 @@
           <w:szCs w:val="26"/>
           <w:lang w:eastAsia="zh-CN"/>
         </w:rPr>
-        <w:t>Đ</w:t>
+        <w:t xml:space="preserve">Đại diện Ông/Bà: TRẦN ĐỔ HÙNG, Chức vụ: </w:t>
       </w:r>
       <w:r>
         <w:rPr>
@@ -632,7 +230,7 @@
           <w:szCs w:val="26"/>
           <w:lang w:eastAsia="zh-CN"/>
         </w:rPr>
-        <w:t>ạ</w:t>
+        <w:t xml:space="preserve">Chủ sở hữu mới </w:t>
       </w:r>
       <w:r>
         <w:rPr>
@@ -642,147 +240,7 @@
           <w:szCs w:val="26"/>
           <w:lang w:eastAsia="zh-CN"/>
         </w:rPr>
-        <w:t>i di</w:t>
-      </w:r>
-      <w:r>
-        <w:rPr>
-          <w:rFonts w:ascii="Times New Roman" w:hAnsi="Times New Roman" w:cs="Times New Roman"/>
-          <w:color w:val="000000"/>
-          <w:sz w:val="26"/>
-          <w:szCs w:val="26"/>
-          <w:lang w:eastAsia="zh-CN"/>
-        </w:rPr>
-        <w:t>ệ</w:t>
-      </w:r>
-      <w:r>
-        <w:rPr>
-          <w:rFonts w:ascii="Times New Roman" w:hAnsi="Times New Roman" w:cs="Times New Roman"/>
-          <w:color w:val="000000"/>
-          <w:sz w:val="26"/>
-          <w:szCs w:val="26"/>
-          <w:lang w:eastAsia="zh-CN"/>
-        </w:rPr>
-        <w:t>n Ông/Bà: TR</w:t>
-      </w:r>
-      <w:r>
-        <w:rPr>
-          <w:rFonts w:ascii="Times New Roman" w:hAnsi="Times New Roman" w:cs="Times New Roman"/>
-          <w:color w:val="000000"/>
-          <w:sz w:val="26"/>
-          <w:szCs w:val="26"/>
-          <w:lang w:eastAsia="zh-CN"/>
-        </w:rPr>
-        <w:t>Ầ</w:t>
-      </w:r>
-      <w:r>
-        <w:rPr>
-          <w:rFonts w:ascii="Times New Roman" w:hAnsi="Times New Roman" w:cs="Times New Roman"/>
-          <w:color w:val="000000"/>
-          <w:sz w:val="26"/>
-          <w:szCs w:val="26"/>
-          <w:lang w:eastAsia="zh-CN"/>
-        </w:rPr>
-        <w:t>N Đ</w:t>
-      </w:r>
-      <w:r>
-        <w:rPr>
-          <w:rFonts w:ascii="Times New Roman" w:hAnsi="Times New Roman" w:cs="Times New Roman"/>
-          <w:color w:val="000000"/>
-          <w:sz w:val="26"/>
-          <w:szCs w:val="26"/>
-          <w:lang w:eastAsia="zh-CN"/>
-        </w:rPr>
-        <w:t>Ổ</w:t>
-      </w:r>
-      <w:r>
-        <w:rPr>
-          <w:rFonts w:ascii="Times New Roman" w:hAnsi="Times New Roman" w:cs="Times New Roman"/>
-          <w:color w:val="000000"/>
-          <w:sz w:val="26"/>
-          <w:szCs w:val="26"/>
-          <w:lang w:eastAsia="zh-CN"/>
-        </w:rPr>
-        <w:t xml:space="preserve"> HÙNG, Ch</w:t>
-      </w:r>
-      <w:r>
-        <w:rPr>
-          <w:rFonts w:ascii="Times New Roman" w:hAnsi="Times New Roman" w:cs="Times New Roman"/>
-          <w:color w:val="000000"/>
-          <w:sz w:val="26"/>
-          <w:szCs w:val="26"/>
-          <w:lang w:eastAsia="zh-CN"/>
-        </w:rPr>
-        <w:t>ứ</w:t>
-      </w:r>
-      <w:r>
-        <w:rPr>
-          <w:rFonts w:ascii="Times New Roman" w:hAnsi="Times New Roman" w:cs="Times New Roman"/>
-          <w:color w:val="000000"/>
-          <w:sz w:val="26"/>
-          <w:szCs w:val="26"/>
-          <w:lang w:eastAsia="zh-CN"/>
-        </w:rPr>
-        <w:t>c v</w:t>
-      </w:r>
-      <w:r>
-        <w:rPr>
-          <w:rFonts w:ascii="Times New Roman" w:hAnsi="Times New Roman" w:cs="Times New Roman"/>
-          <w:color w:val="000000"/>
-          <w:sz w:val="26"/>
-          <w:szCs w:val="26"/>
-          <w:lang w:eastAsia="zh-CN"/>
-        </w:rPr>
-        <w:t>ụ</w:t>
-      </w:r>
-      <w:r>
-        <w:rPr>
-          <w:rFonts w:ascii="Times New Roman" w:hAnsi="Times New Roman" w:cs="Times New Roman"/>
-          <w:color w:val="000000"/>
-          <w:sz w:val="26"/>
-          <w:szCs w:val="26"/>
-          <w:lang w:eastAsia="zh-CN"/>
-        </w:rPr>
-        <w:t>: Giám đ</w:t>
-      </w:r>
-      <w:r>
-        <w:rPr>
-          <w:rFonts w:ascii="Times New Roman" w:hAnsi="Times New Roman" w:cs="Times New Roman"/>
-          <w:color w:val="000000"/>
-          <w:sz w:val="26"/>
-          <w:szCs w:val="26"/>
-          <w:lang w:eastAsia="zh-CN"/>
-        </w:rPr>
-        <w:t>ố</w:t>
-      </w:r>
-      <w:r>
-        <w:rPr>
-          <w:rFonts w:ascii="Times New Roman" w:hAnsi="Times New Roman" w:cs="Times New Roman"/>
-          <w:color w:val="000000"/>
-          <w:sz w:val="26"/>
-          <w:szCs w:val="26"/>
-          <w:lang w:eastAsia="zh-CN"/>
-        </w:rPr>
-        <w:t>c CÔNG TY TNHH L</w:t>
-      </w:r>
-      <w:r>
-        <w:rPr>
-          <w:rFonts w:ascii="Times New Roman" w:hAnsi="Times New Roman" w:cs="Times New Roman"/>
-          <w:color w:val="000000"/>
-          <w:sz w:val="26"/>
-          <w:szCs w:val="26"/>
-          <w:lang w:eastAsia="zh-CN"/>
-        </w:rPr>
-        <w:t>Ợ</w:t>
-      </w:r>
-      <w:r>
-        <w:rPr>
-          <w:rFonts w:ascii="Times New Roman" w:hAnsi="Times New Roman" w:cs="Times New Roman"/>
-          <w:color w:val="000000"/>
-          <w:sz w:val="26"/>
-          <w:szCs w:val="26"/>
-          <w:lang w:eastAsia="zh-CN"/>
-        </w:rPr>
-        <w:t>I KHÁCH</w:t>
+        <w:t>CÔNG TY TNHH LỢI KHÁCH</w:t>
       </w:r>
     </w:p>
     <w:p>
@@ -809,7 +267,7 @@
           <w:szCs w:val="26"/>
           <w:lang w:eastAsia="zh-CN"/>
         </w:rPr>
-        <w:t>Đ</w:t>
+        <w:t xml:space="preserve">Địa chỉ liên hệ: </w:t>
       </w:r>
       <w:r>
         <w:rPr>
@@ -819,70 +277,8 @@
           <w:szCs w:val="26"/>
           <w:lang w:eastAsia="zh-CN"/>
         </w:rPr>
-        <w:t>ị</w:t>
-      </w:r>
-      <w:r>
-        <w:rPr>
-          <w:rFonts w:ascii="Times New Roman" w:hAnsi="Times New Roman" w:cs="Times New Roman"/>
-          <w:color w:val="000000"/>
-          <w:sz w:val="26"/>
-          <w:szCs w:val="26"/>
-          <w:lang w:eastAsia="zh-CN"/>
-        </w:rPr>
-        <w:t>a ch</w:t>
-      </w:r>
-      <w:r>
-        <w:rPr>
-          <w:rFonts w:ascii="Times New Roman" w:hAnsi="Times New Roman" w:cs="Times New Roman"/>
-          <w:color w:val="000000"/>
-          <w:sz w:val="26"/>
-          <w:szCs w:val="26"/>
-          <w:lang w:eastAsia="zh-CN"/>
-        </w:rPr>
-        <w:t>ỉ</w:t>
-      </w:r>
-      <w:r>
-        <w:rPr>
-          <w:rFonts w:ascii="Times New Roman" w:hAnsi="Times New Roman" w:cs="Times New Roman"/>
-          <w:color w:val="000000"/>
-          <w:sz w:val="26"/>
-          <w:szCs w:val="26"/>
-          <w:lang w:eastAsia="zh-CN"/>
-        </w:rPr>
-        <w:t xml:space="preserve"> liên h</w:t>
-      </w:r>
-      <w:r>
-        <w:rPr>
-          <w:rFonts w:ascii="Times New Roman" w:hAnsi="Times New Roman" w:cs="Times New Roman"/>
-          <w:color w:val="000000"/>
-          <w:sz w:val="26"/>
-          <w:szCs w:val="26"/>
-          <w:lang w:eastAsia="zh-CN"/>
-        </w:rPr>
-        <w:t>ệ</w:t>
-      </w:r>
-      <w:r>
-        <w:rPr>
-          <w:rFonts w:ascii="Times New Roman" w:hAnsi="Times New Roman" w:cs="Times New Roman"/>
-          <w:color w:val="000000"/>
-          <w:sz w:val="26"/>
-          <w:szCs w:val="26"/>
-          <w:lang w:eastAsia="zh-CN"/>
-        </w:rPr>
-        <w:t xml:space="preserve">: </w:t>
-      </w:r>
-      <w:r>
-        <w:rPr>
-          <w:rFonts w:ascii="Times New Roman" w:hAnsi="Times New Roman" w:cs="Times New Roman"/>
-          <w:color w:val="000000"/>
-          <w:sz w:val="26"/>
-          <w:szCs w:val="26"/>
-          <w:lang w:eastAsia="zh-CN"/>
-        </w:rPr>
         <w:t>Ấp Chống Mỹ, Xã Xà Phiên, Thành phố Cần Thơ</w:t>
       </w:r>
-      <w:bookmarkStart w:id="0" w:name="_GoBack"/>
-      <w:bookmarkEnd w:id="0"/>
     </w:p>
     <w:p>
       <w:pPr>
@@ -902,49 +298,7 @@
           <w:rFonts w:ascii="Times New Roman" w:hAnsi="Times New Roman"/>
           <w:sz w:val="25"/>
         </w:rPr>
-        <w:t>S</w:t>
-      </w:r>
-      <w:r>
-        <w:rPr>
-          <w:rFonts w:ascii="Times New Roman" w:hAnsi="Times New Roman"/>
-          <w:sz w:val="25"/>
-        </w:rPr>
-        <w:t>ố</w:t>
-      </w:r>
-      <w:r>
-        <w:rPr>
-          <w:rFonts w:ascii="Times New Roman" w:hAnsi="Times New Roman"/>
-          <w:sz w:val="25"/>
-        </w:rPr>
-        <w:t xml:space="preserve"> đi</w:t>
-      </w:r>
-      <w:r>
-        <w:rPr>
-          <w:rFonts w:ascii="Times New Roman" w:hAnsi="Times New Roman"/>
-          <w:sz w:val="25"/>
-        </w:rPr>
-        <w:t>ệ</w:t>
-      </w:r>
-      <w:r>
-        <w:rPr>
-          <w:rFonts w:ascii="Times New Roman" w:hAnsi="Times New Roman"/>
-          <w:sz w:val="25"/>
-        </w:rPr>
-        <w:t>n tho</w:t>
-      </w:r>
-      <w:r>
-        <w:rPr>
-          <w:rFonts w:ascii="Times New Roman" w:hAnsi="Times New Roman"/>
-          <w:sz w:val="25"/>
-        </w:rPr>
-        <w:t>ạ</w:t>
-      </w:r>
-      <w:r>
-        <w:rPr>
-          <w:rFonts w:ascii="Times New Roman" w:hAnsi="Times New Roman"/>
-          <w:sz w:val="25"/>
-        </w:rPr>
-        <w:t xml:space="preserve">i: </w:t>
+        <w:t xml:space="preserve">Số điện thoại: </w:t>
       </w:r>
       <w:r>
         <w:rPr>
@@ -1505,79 +859,7 @@
           <w:szCs w:val="26"/>
           <w:lang w:val="vi-VN"/>
         </w:rPr>
-        <w:t>NGƯ</w:t>
-      </w:r>
-      <w:r>
-        <w:rPr>
-          <w:rFonts w:ascii="Times New Roman" w:hAnsi="Times New Roman" w:cs="Times New Roman"/>
-          <w:b/>
-          <w:bCs/>
-          <w:color w:val="000000" w:themeColor="text1"/>
-          <w:sz w:val="26"/>
-          <w:szCs w:val="26"/>
-          <w:lang w:val="vi-VN"/>
-        </w:rPr>
-        <w:t>Ờ</w:t>
-      </w:r>
-      <w:r>
-        <w:rPr>
-          <w:rFonts w:ascii="Times New Roman" w:hAnsi="Times New Roman" w:cs="Times New Roman"/>
-          <w:b/>
-          <w:bCs/>
-          <w:color w:val="000000" w:themeColor="text1"/>
-          <w:sz w:val="26"/>
-          <w:szCs w:val="26"/>
-          <w:lang w:val="vi-VN"/>
-        </w:rPr>
-        <w:t xml:space="preserve">I </w:t>
-      </w:r>
-      <w:r>
-        <w:rPr>
-          <w:rFonts w:ascii="Times New Roman" w:hAnsi="Times New Roman" w:cs="Times New Roman"/>
-          <w:b/>
-          <w:bCs/>
-          <w:color w:val="000000" w:themeColor="text1"/>
-          <w:sz w:val="26"/>
-          <w:szCs w:val="26"/>
-          <w:lang w:val="vi-VN"/>
-        </w:rPr>
-        <w:t>Ủ</w:t>
-      </w:r>
-      <w:r>
-        <w:rPr>
-          <w:rFonts w:ascii="Times New Roman" w:hAnsi="Times New Roman" w:cs="Times New Roman"/>
-          <w:b/>
-          <w:bCs/>
-          <w:color w:val="000000" w:themeColor="text1"/>
-          <w:sz w:val="26"/>
-          <w:szCs w:val="26"/>
-          <w:lang w:val="vi-VN"/>
-        </w:rPr>
-        <w:t>Y QUY</w:t>
-      </w:r>
-      <w:r>
-        <w:rPr>
-          <w:rFonts w:ascii="Times New Roman" w:hAnsi="Times New Roman" w:cs="Times New Roman"/>
-          <w:b/>
-          <w:bCs/>
-          <w:color w:val="000000" w:themeColor="text1"/>
-          <w:sz w:val="26"/>
-          <w:szCs w:val="26"/>
-          <w:lang w:val="vi-VN"/>
-        </w:rPr>
-        <w:t>Ề</w:t>
-      </w:r>
-      <w:r>
-        <w:rPr>
-          <w:rFonts w:ascii="Times New Roman" w:hAnsi="Times New Roman" w:cs="Times New Roman"/>
-          <w:b/>
-          <w:bCs/>
-          <w:color w:val="000000" w:themeColor="text1"/>
-          <w:sz w:val="26"/>
-          <w:szCs w:val="26"/>
-          <w:lang w:val="vi-VN"/>
-        </w:rPr>
-        <w:t>N</w:t>
+        <w:t>NGƯỜI ỦY QUYỀN</w:t>
       </w:r>
       <w:r>
         <w:rPr>
@@ -1634,43 +916,7 @@
           <w:sz w:val="23"/>
           <w:lang w:val="vi-VN"/>
         </w:rPr>
-        <w:t>TR</w:t>
-      </w:r>
-      <w:r>
-        <w:rPr>
-          <w:rFonts w:ascii="Times New Roman" w:hAnsi="Times New Roman"/>
-          <w:b/>
-          <w:sz w:val="23"/>
-          <w:lang w:val="vi-VN"/>
-        </w:rPr>
-        <w:t>Ầ</w:t>
-      </w:r>
-      <w:r>
-        <w:rPr>
-          <w:rFonts w:ascii="Times New Roman" w:hAnsi="Times New Roman"/>
-          <w:b/>
-          <w:sz w:val="23"/>
-          <w:lang w:val="vi-VN"/>
-        </w:rPr>
-        <w:t>N Đ</w:t>
-      </w:r>
-      <w:r>
-        <w:rPr>
-          <w:rFonts w:ascii="Times New Roman" w:hAnsi="Times New Roman"/>
-          <w:b/>
-          <w:sz w:val="23"/>
-          <w:lang w:val="vi-VN"/>
-        </w:rPr>
-        <w:t>Ổ</w:t>
-      </w:r>
-      <w:r>
-        <w:rPr>
-          <w:rFonts w:ascii="Times New Roman" w:hAnsi="Times New Roman"/>
-          <w:b/>
-          <w:sz w:val="23"/>
-          <w:lang w:val="vi-VN"/>
-        </w:rPr>
-        <w:t xml:space="preserve"> HÙNG</w:t>
+        <w:t>TRẦN ĐỔ HÙNG</w:t>
       </w:r>
     </w:p>
     <w:sectPr>
@@ -1690,7 +936,7 @@
 </file>
 
 <file path=word/endnotes.xml><?xml version="1.0" encoding="utf-8"?>
-<w:endnotes xmlns:wpc="http://schemas.microsoft.com/office/word/2010/wordprocessingCanvas" xmlns:cx="http://schemas.microsoft.com/office/drawing/2014/chartex" xmlns:mc="http://schemas.openxmlformats.org/markup-compatibility/2006" xmlns:o="urn:schemas-microsoft-com:office:office" xmlns:r="http://schemas.openxmlformats.org/officeDocument/2006/relationships" xmlns:m="http://schemas.openxmlformats.org/officeDocument/2006/math" xmlns:v="urn:schemas-microsoft-com:vml" xmlns:wp14="http://schemas.microsoft.com/office/word/2010/wordprocessingDrawing" xmlns:wp="http://schemas.openxmlformats.org/drawingml/2006/wordprocessingDrawing" xmlns:w10="urn:schemas-microsoft-com:office:word" xmlns:w="http://schemas.openxmlformats.org/wordprocessingml/2006/main" xmlns:w14="http://schemas.microsoft.com/office/word/2010/wordml" xmlns:w15="http://schemas.microsoft.com/office/word/2012/wordml" xmlns:w16se="http://schemas.microsoft.com/office/word/2015/wordml/symex" xmlns:wpg="http://schemas.microsoft.com/office/word/2010/wordprocessingGroup" xmlns:wpi="http://schemas.microsoft.com/office/word/2010/wordprocessingInk" xmlns:wne="http://schemas.microsoft.com/office/word/2006/wordml" xmlns:wps="http://schemas.microsoft.com/office/word/2010/wordprocessingShape" mc:Ignorable="w14 w15 w16se wp14">
+<w:endnotes xmlns:wpc="http://schemas.microsoft.com/office/word/2010/wordprocessingCanvas" xmlns:cx="http://schemas.microsoft.com/office/drawing/2014/chartex" xmlns:cx1="http://schemas.microsoft.com/office/drawing/2015/9/8/chartex" xmlns:cx2="http://schemas.microsoft.com/office/drawing/2015/10/21/chartex" xmlns:cx3="http://schemas.microsoft.com/office/drawing/2016/5/9/chartex" xmlns:cx4="http://schemas.microsoft.com/office/drawing/2016/5/10/chartex" xmlns:cx5="http://schemas.microsoft.com/office/drawing/2016/5/11/chartex" xmlns:cx6="http://schemas.microsoft.com/office/drawing/2016/5/12/chartex" xmlns:cx7="http://schemas.microsoft.com/office/drawing/2016/5/13/chartex" xmlns:cx8="http://schemas.microsoft.com/office/drawing/2016/5/14/chartex" xmlns:mc="http://schemas.openxmlformats.org/markup-compatibility/2006" xmlns:aink="http://schemas.microsoft.com/office/drawing/2016/ink" xmlns:am3d="http://schemas.microsoft.com/office/drawing/2017/model3d" xmlns:o="urn:schemas-microsoft-com:office:office" xmlns:oel="http://schemas.microsoft.com/office/2019/extlst" xmlns:r="http://schemas.openxmlformats.org/officeDocument/2006/relationships" xmlns:m="http://schemas.openxmlformats.org/officeDocument/2006/math" xmlns:v="urn:schemas-microsoft-com:vml" xmlns:wp14="http://schemas.microsoft.com/office/word/2010/wordprocessingDrawing" xmlns:wp="http://schemas.openxmlformats.org/drawingml/2006/wordprocessingDrawing" xmlns:w10="urn:schemas-microsoft-com:office:word" xmlns:w="http://schemas.openxmlformats.org/wordprocessingml/2006/main" xmlns:w14="http://schemas.microsoft.com/office/word/2010/wordml" xmlns:w15="http://schemas.microsoft.com/office/word/2012/wordml" xmlns:w16cex="http://schemas.microsoft.com/office/word/2018/wordml/cex" xmlns:w16cid="http://schemas.microsoft.com/office/word/2016/wordml/cid" xmlns:w16="http://schemas.microsoft.com/office/word/2018/wordml" xmlns:w16du="http://schemas.microsoft.com/office/word/2023/wordml/word16du" xmlns:w16sdtdh="http://schemas.microsoft.com/office/word/2020/wordml/sdtdatahash" xmlns:w16sdtfl="http://schemas.microsoft.com/office/word/2024/wordml/sdtformatlock" xmlns:w16se="http://schemas.microsoft.com/office/word/2015/wordml/symex" xmlns:wpg="http://schemas.microsoft.com/office/word/2010/wordprocessingGroup" xmlns:wpi="http://schemas.microsoft.com/office/word/2010/wordprocessingInk" xmlns:wne="http://schemas.microsoft.com/office/word/2006/wordml" xmlns:wps="http://schemas.microsoft.com/office/word/2010/wordprocessingShape" mc:Ignorable="w14 w15 w16se w16cid w16 w16cex w16sdtdh w16sdtfl w16du wp14">
   <w:endnote w:type="separator" w:id="-1">
     <w:p>
       <w:pPr>
@@ -1715,25 +961,25 @@
 </file>
 
 <file path=word/footer1.xml><?xml version="1.0" encoding="utf-8"?>
-<w:ftr xmlns:wpc="http://schemas.microsoft.com/office/word/2010/wordprocessingCanvas" xmlns:cx="http://schemas.microsoft.com/office/drawing/2014/chartex" xmlns:mc="http://schemas.openxmlformats.org/markup-compatibility/2006" xmlns:o="urn:schemas-microsoft-com:office:office" xmlns:r="http://schemas.openxmlformats.org/officeDocument/2006/relationships" xmlns:m="http://schemas.openxmlformats.org/officeDocument/2006/math" xmlns:v="urn:schemas-microsoft-com:vml" xmlns:wp14="http://schemas.microsoft.com/office/word/2010/wordprocessingDrawing" xmlns:wp="http://schemas.openxmlformats.org/drawingml/2006/wordprocessingDrawing" xmlns:w10="urn:schemas-microsoft-com:office:word" xmlns:w="http://schemas.openxmlformats.org/wordprocessingml/2006/main" xmlns:w14="http://schemas.microsoft.com/office/word/2010/wordml" xmlns:w15="http://schemas.microsoft.com/office/word/2012/wordml" xmlns:w16se="http://schemas.microsoft.com/office/word/2015/wordml/symex" xmlns:wpg="http://schemas.microsoft.com/office/word/2010/wordprocessingGroup" xmlns:wpi="http://schemas.microsoft.com/office/word/2010/wordprocessingInk" xmlns:wne="http://schemas.microsoft.com/office/word/2006/wordml" xmlns:wps="http://schemas.microsoft.com/office/word/2010/wordprocessingShape" mc:Ignorable="w14 w15 w16se wp14">
+<w:ftr xmlns:wpc="http://schemas.microsoft.com/office/word/2010/wordprocessingCanvas" xmlns:cx="http://schemas.microsoft.com/office/drawing/2014/chartex" xmlns:cx1="http://schemas.microsoft.com/office/drawing/2015/9/8/chartex" xmlns:cx2="http://schemas.microsoft.com/office/drawing/2015/10/21/chartex" xmlns:cx3="http://schemas.microsoft.com/office/drawing/2016/5/9/chartex" xmlns:cx4="http://schemas.microsoft.com/office/drawing/2016/5/10/chartex" xmlns:cx5="http://schemas.microsoft.com/office/drawing/2016/5/11/chartex" xmlns:cx6="http://schemas.microsoft.com/office/drawing/2016/5/12/chartex" xmlns:cx7="http://schemas.microsoft.com/office/drawing/2016/5/13/chartex" xmlns:cx8="http://schemas.microsoft.com/office/drawing/2016/5/14/chartex" xmlns:mc="http://schemas.openxmlformats.org/markup-compatibility/2006" xmlns:aink="http://schemas.microsoft.com/office/drawing/2016/ink" xmlns:am3d="http://schemas.microsoft.com/office/drawing/2017/model3d" xmlns:o="urn:schemas-microsoft-com:office:office" xmlns:oel="http://schemas.microsoft.com/office/2019/extlst" xmlns:r="http://schemas.openxmlformats.org/officeDocument/2006/relationships" xmlns:m="http://schemas.openxmlformats.org/officeDocument/2006/math" xmlns:v="urn:schemas-microsoft-com:vml" xmlns:wp14="http://schemas.microsoft.com/office/word/2010/wordprocessingDrawing" xmlns:wp="http://schemas.openxmlformats.org/drawingml/2006/wordprocessingDrawing" xmlns:w10="urn:schemas-microsoft-com:office:word" xmlns:w="http://schemas.openxmlformats.org/wordprocessingml/2006/main" xmlns:w14="http://schemas.microsoft.com/office/word/2010/wordml" xmlns:w15="http://schemas.microsoft.com/office/word/2012/wordml" xmlns:w16cex="http://schemas.microsoft.com/office/word/2018/wordml/cex" xmlns:w16cid="http://schemas.microsoft.com/office/word/2016/wordml/cid" xmlns:w16="http://schemas.microsoft.com/office/word/2018/wordml" xmlns:w16du="http://schemas.microsoft.com/office/word/2023/wordml/word16du" xmlns:w16sdtdh="http://schemas.microsoft.com/office/word/2020/wordml/sdtdatahash" xmlns:w16sdtfl="http://schemas.microsoft.com/office/word/2024/wordml/sdtformatlock" xmlns:w16se="http://schemas.microsoft.com/office/word/2015/wordml/symex" xmlns:wpg="http://schemas.microsoft.com/office/word/2010/wordprocessingGroup" xmlns:wpi="http://schemas.microsoft.com/office/word/2010/wordprocessingInk" xmlns:wne="http://schemas.microsoft.com/office/word/2006/wordml" xmlns:wps="http://schemas.microsoft.com/office/word/2010/wordprocessingShape" mc:Ignorable="w14 w15 w16se w16cid w16 w16cex w16sdtdh w16sdtfl w16du wp14">
   <w:p/>
 </w:ftr>
 </file>
 
 <file path=word/footer2.xml><?xml version="1.0" encoding="utf-8"?>
-<w:ftr xmlns:wpc="http://schemas.microsoft.com/office/word/2010/wordprocessingCanvas" xmlns:cx="http://schemas.microsoft.com/office/drawing/2014/chartex" xmlns:mc="http://schemas.openxmlformats.org/markup-compatibility/2006" xmlns:o="urn:schemas-microsoft-com:office:office" xmlns:r="http://schemas.openxmlformats.org/officeDocument/2006/relationships" xmlns:m="http://schemas.openxmlformats.org/officeDocument/2006/math" xmlns:v="urn:schemas-microsoft-com:vml" xmlns:wp14="http://schemas.microsoft.com/office/word/2010/wordprocessingDrawing" xmlns:wp="http://schemas.openxmlformats.org/drawingml/2006/wordprocessingDrawing" xmlns:w10="urn:schemas-microsoft-com:office:word" xmlns:w="http://schemas.openxmlformats.org/wordprocessingml/2006/main" xmlns:w14="http://schemas.microsoft.com/office/word/2010/wordml" xmlns:w15="http://schemas.microsoft.com/office/word/2012/wordml" xmlns:w16se="http://schemas.microsoft.com/office/word/2015/wordml/symex" xmlns:wpg="http://schemas.microsoft.com/office/word/2010/wordprocessingGroup" xmlns:wpi="http://schemas.microsoft.com/office/word/2010/wordprocessingInk" xmlns:wne="http://schemas.microsoft.com/office/word/2006/wordml" xmlns:wps="http://schemas.microsoft.com/office/word/2010/wordprocessingShape" mc:Ignorable="w14 w15 w16se wp14">
+<w:ftr xmlns:wpc="http://schemas.microsoft.com/office/word/2010/wordprocessingCanvas" xmlns:cx="http://schemas.microsoft.com/office/drawing/2014/chartex" xmlns:cx1="http://schemas.microsoft.com/office/drawing/2015/9/8/chartex" xmlns:cx2="http://schemas.microsoft.com/office/drawing/2015/10/21/chartex" xmlns:cx3="http://schemas.microsoft.com/office/drawing/2016/5/9/chartex" xmlns:cx4="http://schemas.microsoft.com/office/drawing/2016/5/10/chartex" xmlns:cx5="http://schemas.microsoft.com/office/drawing/2016/5/11/chartex" xmlns:cx6="http://schemas.microsoft.com/office/drawing/2016/5/12/chartex" xmlns:cx7="http://schemas.microsoft.com/office/drawing/2016/5/13/chartex" xmlns:cx8="http://schemas.microsoft.com/office/drawing/2016/5/14/chartex" xmlns:mc="http://schemas.openxmlformats.org/markup-compatibility/2006" xmlns:aink="http://schemas.microsoft.com/office/drawing/2016/ink" xmlns:am3d="http://schemas.microsoft.com/office/drawing/2017/model3d" xmlns:o="urn:schemas-microsoft-com:office:office" xmlns:oel="http://schemas.microsoft.com/office/2019/extlst" xmlns:r="http://schemas.openxmlformats.org/officeDocument/2006/relationships" xmlns:m="http://schemas.openxmlformats.org/officeDocument/2006/math" xmlns:v="urn:schemas-microsoft-com:vml" xmlns:wp14="http://schemas.microsoft.com/office/word/2010/wordprocessingDrawing" xmlns:wp="http://schemas.openxmlformats.org/drawingml/2006/wordprocessingDrawing" xmlns:w10="urn:schemas-microsoft-com:office:word" xmlns:w="http://schemas.openxmlformats.org/wordprocessingml/2006/main" xmlns:w14="http://schemas.microsoft.com/office/word/2010/wordml" xmlns:w15="http://schemas.microsoft.com/office/word/2012/wordml" xmlns:w16cex="http://schemas.microsoft.com/office/word/2018/wordml/cex" xmlns:w16cid="http://schemas.microsoft.com/office/word/2016/wordml/cid" xmlns:w16="http://schemas.microsoft.com/office/word/2018/wordml" xmlns:w16du="http://schemas.microsoft.com/office/word/2023/wordml/word16du" xmlns:w16sdtdh="http://schemas.microsoft.com/office/word/2020/wordml/sdtdatahash" xmlns:w16sdtfl="http://schemas.microsoft.com/office/word/2024/wordml/sdtformatlock" xmlns:w16se="http://schemas.microsoft.com/office/word/2015/wordml/symex" xmlns:wpg="http://schemas.microsoft.com/office/word/2010/wordprocessingGroup" xmlns:wpi="http://schemas.microsoft.com/office/word/2010/wordprocessingInk" xmlns:wne="http://schemas.microsoft.com/office/word/2006/wordml" xmlns:wps="http://schemas.microsoft.com/office/word/2010/wordprocessingShape" mc:Ignorable="w14 w15 w16se w16cid w16 w16cex w16sdtdh w16sdtfl w16du wp14">
   <w:p/>
 </w:ftr>
 </file>
 
 <file path=word/footer3.xml><?xml version="1.0" encoding="utf-8"?>
-<w:ftr xmlns:wpc="http://schemas.microsoft.com/office/word/2010/wordprocessingCanvas" xmlns:cx="http://schemas.microsoft.com/office/drawing/2014/chartex" xmlns:mc="http://schemas.openxmlformats.org/markup-compatibility/2006" xmlns:o="urn:schemas-microsoft-com:office:office" xmlns:r="http://schemas.openxmlformats.org/officeDocument/2006/relationships" xmlns:m="http://schemas.openxmlformats.org/officeDocument/2006/math" xmlns:v="urn:schemas-microsoft-com:vml" xmlns:wp14="http://schemas.microsoft.com/office/word/2010/wordprocessingDrawing" xmlns:wp="http://schemas.openxmlformats.org/drawingml/2006/wordprocessingDrawing" xmlns:w10="urn:schemas-microsoft-com:office:word" xmlns:w="http://schemas.openxmlformats.org/wordprocessingml/2006/main" xmlns:w14="http://schemas.microsoft.com/office/word/2010/wordml" xmlns:w15="http://schemas.microsoft.com/office/word/2012/wordml" xmlns:w16se="http://schemas.microsoft.com/office/word/2015/wordml/symex" xmlns:wpg="http://schemas.microsoft.com/office/word/2010/wordprocessingGroup" xmlns:wpi="http://schemas.microsoft.com/office/word/2010/wordprocessingInk" xmlns:wne="http://schemas.microsoft.com/office/word/2006/wordml" xmlns:wps="http://schemas.microsoft.com/office/word/2010/wordprocessingShape" mc:Ignorable="w14 w15 w16se wp14">
+<w:ftr xmlns:wpc="http://schemas.microsoft.com/office/word/2010/wordprocessingCanvas" xmlns:cx="http://schemas.microsoft.com/office/drawing/2014/chartex" xmlns:cx1="http://schemas.microsoft.com/office/drawing/2015/9/8/chartex" xmlns:cx2="http://schemas.microsoft.com/office/drawing/2015/10/21/chartex" xmlns:cx3="http://schemas.microsoft.com/office/drawing/2016/5/9/chartex" xmlns:cx4="http://schemas.microsoft.com/office/drawing/2016/5/10/chartex" xmlns:cx5="http://schemas.microsoft.com/office/drawing/2016/5/11/chartex" xmlns:cx6="http://schemas.microsoft.com/office/drawing/2016/5/12/chartex" xmlns:cx7="http://schemas.microsoft.com/office/drawing/2016/5/13/chartex" xmlns:cx8="http://schemas.microsoft.com/office/drawing/2016/5/14/chartex" xmlns:mc="http://schemas.openxmlformats.org/markup-compatibility/2006" xmlns:aink="http://schemas.microsoft.com/office/drawing/2016/ink" xmlns:am3d="http://schemas.microsoft.com/office/drawing/2017/model3d" xmlns:o="urn:schemas-microsoft-com:office:office" xmlns:oel="http://schemas.microsoft.com/office/2019/extlst" xmlns:r="http://schemas.openxmlformats.org/officeDocument/2006/relationships" xmlns:m="http://schemas.openxmlformats.org/officeDocument/2006/math" xmlns:v="urn:schemas-microsoft-com:vml" xmlns:wp14="http://schemas.microsoft.com/office/word/2010/wordprocessingDrawing" xmlns:wp="http://schemas.openxmlformats.org/drawingml/2006/wordprocessingDrawing" xmlns:w10="urn:schemas-microsoft-com:office:word" xmlns:w="http://schemas.openxmlformats.org/wordprocessingml/2006/main" xmlns:w14="http://schemas.microsoft.com/office/word/2010/wordml" xmlns:w15="http://schemas.microsoft.com/office/word/2012/wordml" xmlns:w16cex="http://schemas.microsoft.com/office/word/2018/wordml/cex" xmlns:w16cid="http://schemas.microsoft.com/office/word/2016/wordml/cid" xmlns:w16="http://schemas.microsoft.com/office/word/2018/wordml" xmlns:w16du="http://schemas.microsoft.com/office/word/2023/wordml/word16du" xmlns:w16sdtdh="http://schemas.microsoft.com/office/word/2020/wordml/sdtdatahash" xmlns:w16sdtfl="http://schemas.microsoft.com/office/word/2024/wordml/sdtformatlock" xmlns:w16se="http://schemas.microsoft.com/office/word/2015/wordml/symex" xmlns:wpg="http://schemas.microsoft.com/office/word/2010/wordprocessingGroup" xmlns:wpi="http://schemas.microsoft.com/office/word/2010/wordprocessingInk" xmlns:wne="http://schemas.microsoft.com/office/word/2006/wordml" xmlns:wps="http://schemas.microsoft.com/office/word/2010/wordprocessingShape" mc:Ignorable="w14 w15 w16se w16cid w16 w16cex w16sdtdh w16sdtfl w16du wp14">
   <w:p/>
 </w:ftr>
 </file>
 
 <file path=word/footnotes.xml><?xml version="1.0" encoding="utf-8"?>
-<w:footnotes xmlns:wpc="http://schemas.microsoft.com/office/word/2010/wordprocessingCanvas" xmlns:cx="http://schemas.microsoft.com/office/drawing/2014/chartex" xmlns:mc="http://schemas.openxmlformats.org/markup-compatibility/2006" xmlns:o="urn:schemas-microsoft-com:office:office" xmlns:r="http://schemas.openxmlformats.org/officeDocument/2006/relationships" xmlns:m="http://schemas.openxmlformats.org/officeDocument/2006/math" xmlns:v="urn:schemas-microsoft-com:vml" xmlns:wp14="http://schemas.microsoft.com/office/word/2010/wordprocessingDrawing" xmlns:wp="http://schemas.openxmlformats.org/drawingml/2006/wordprocessingDrawing" xmlns:w10="urn:schemas-microsoft-com:office:word" xmlns:w="http://schemas.openxmlformats.org/wordprocessingml/2006/main" xmlns:w14="http://schemas.microsoft.com/office/word/2010/wordml" xmlns:w15="http://schemas.microsoft.com/office/word/2012/wordml" xmlns:w16se="http://schemas.microsoft.com/office/word/2015/wordml/symex" xmlns:wpg="http://schemas.microsoft.com/office/word/2010/wordprocessingGroup" xmlns:wpi="http://schemas.microsoft.com/office/word/2010/wordprocessingInk" xmlns:wne="http://schemas.microsoft.com/office/word/2006/wordml" xmlns:wps="http://schemas.microsoft.com/office/word/2010/wordprocessingShape" mc:Ignorable="w14 w15 w16se wp14">
+<w:footnotes xmlns:wpc="http://schemas.microsoft.com/office/word/2010/wordprocessingCanvas" xmlns:cx="http://schemas.microsoft.com/office/drawing/2014/chartex" xmlns:cx1="http://schemas.microsoft.com/office/drawing/2015/9/8/chartex" xmlns:cx2="http://schemas.microsoft.com/office/drawing/2015/10/21/chartex" xmlns:cx3="http://schemas.microsoft.com/office/drawing/2016/5/9/chartex" xmlns:cx4="http://schemas.microsoft.com/office/drawing/2016/5/10/chartex" xmlns:cx5="http://schemas.microsoft.com/office/drawing/2016/5/11/chartex" xmlns:cx6="http://schemas.microsoft.com/office/drawing/2016/5/12/chartex" xmlns:cx7="http://schemas.microsoft.com/office/drawing/2016/5/13/chartex" xmlns:cx8="http://schemas.microsoft.com/office/drawing/2016/5/14/chartex" xmlns:mc="http://schemas.openxmlformats.org/markup-compatibility/2006" xmlns:aink="http://schemas.microsoft.com/office/drawing/2016/ink" xmlns:am3d="http://schemas.microsoft.com/office/drawing/2017/model3d" xmlns:o="urn:schemas-microsoft-com:office:office" xmlns:oel="http://schemas.microsoft.com/office/2019/extlst" xmlns:r="http://schemas.openxmlformats.org/officeDocument/2006/relationships" xmlns:m="http://schemas.openxmlformats.org/officeDocument/2006/math" xmlns:v="urn:schemas-microsoft-com:vml" xmlns:wp14="http://schemas.microsoft.com/office/word/2010/wordprocessingDrawing" xmlns:wp="http://schemas.openxmlformats.org/drawingml/2006/wordprocessingDrawing" xmlns:w10="urn:schemas-microsoft-com:office:word" xmlns:w="http://schemas.openxmlformats.org/wordprocessingml/2006/main" xmlns:w14="http://schemas.microsoft.com/office/word/2010/wordml" xmlns:w15="http://schemas.microsoft.com/office/word/2012/wordml" xmlns:w16cex="http://schemas.microsoft.com/office/word/2018/wordml/cex" xmlns:w16cid="http://schemas.microsoft.com/office/word/2016/wordml/cid" xmlns:w16="http://schemas.microsoft.com/office/word/2018/wordml" xmlns:w16du="http://schemas.microsoft.com/office/word/2023/wordml/word16du" xmlns:w16sdtdh="http://schemas.microsoft.com/office/word/2020/wordml/sdtdatahash" xmlns:w16sdtfl="http://schemas.microsoft.com/office/word/2024/wordml/sdtformatlock" xmlns:w16se="http://schemas.microsoft.com/office/word/2015/wordml/symex" xmlns:wpg="http://schemas.microsoft.com/office/word/2010/wordprocessingGroup" xmlns:wpi="http://schemas.microsoft.com/office/word/2010/wordprocessingInk" xmlns:wne="http://schemas.microsoft.com/office/word/2006/wordml" xmlns:wps="http://schemas.microsoft.com/office/word/2010/wordprocessingShape" mc:Ignorable="w14 w15 w16se w16cid w16 w16cex w16sdtdh w16sdtfl w16du wp14">
   <w:footnote w:type="separator" w:id="-1">
     <w:p>
       <w:pPr>
@@ -1758,25 +1004,25 @@
 </file>
 
 <file path=word/header1.xml><?xml version="1.0" encoding="utf-8"?>
-<w:hdr xmlns:wpc="http://schemas.microsoft.com/office/word/2010/wordprocessingCanvas" xmlns:cx="http://schemas.microsoft.com/office/drawing/2014/chartex" xmlns:mc="http://schemas.openxmlformats.org/markup-compatibility/2006" xmlns:o="urn:schemas-microsoft-com:office:office" xmlns:r="http://schemas.openxmlformats.org/officeDocument/2006/relationships" xmlns:m="http://schemas.openxmlformats.org/officeDocument/2006/math" xmlns:v="urn:schemas-microsoft-com:vml" xmlns:wp14="http://schemas.microsoft.com/office/word/2010/wordprocessingDrawing" xmlns:wp="http://schemas.openxmlformats.org/drawingml/2006/wordprocessingDrawing" xmlns:w10="urn:schemas-microsoft-com:office:word" xmlns:w="http://schemas.openxmlformats.org/wordprocessingml/2006/main" xmlns:w14="http://schemas.microsoft.com/office/word/2010/wordml" xmlns:w15="http://schemas.microsoft.com/office/word/2012/wordml" xmlns:w16se="http://schemas.microsoft.com/office/word/2015/wordml/symex" xmlns:wpg="http://schemas.microsoft.com/office/word/2010/wordprocessingGroup" xmlns:wpi="http://schemas.microsoft.com/office/word/2010/wordprocessingInk" xmlns:wne="http://schemas.microsoft.com/office/word/2006/wordml" xmlns:wps="http://schemas.microsoft.com/office/word/2010/wordprocessingShape" mc:Ignorable="w14 w15 w16se wp14">
+<w:hdr xmlns:wpc="http://schemas.microsoft.com/office/word/2010/wordprocessingCanvas" xmlns:cx="http://schemas.microsoft.com/office/drawing/2014/chartex" xmlns:cx1="http://schemas.microsoft.com/office/drawing/2015/9/8/chartex" xmlns:cx2="http://schemas.microsoft.com/office/drawing/2015/10/21/chartex" xmlns:cx3="http://schemas.microsoft.com/office/drawing/2016/5/9/chartex" xmlns:cx4="http://schemas.microsoft.com/office/drawing/2016/5/10/chartex" xmlns:cx5="http://schemas.microsoft.com/office/drawing/2016/5/11/chartex" xmlns:cx6="http://schemas.microsoft.com/office/drawing/2016/5/12/chartex" xmlns:cx7="http://schemas.microsoft.com/office/drawing/2016/5/13/chartex" xmlns:cx8="http://schemas.microsoft.com/office/drawing/2016/5/14/chartex" xmlns:mc="http://schemas.openxmlformats.org/markup-compatibility/2006" xmlns:aink="http://schemas.microsoft.com/office/drawing/2016/ink" xmlns:am3d="http://schemas.microsoft.com/office/drawing/2017/model3d" xmlns:o="urn:schemas-microsoft-com:office:office" xmlns:oel="http://schemas.microsoft.com/office/2019/extlst" xmlns:r="http://schemas.openxmlformats.org/officeDocument/2006/relationships" xmlns:m="http://schemas.openxmlformats.org/officeDocument/2006/math" xmlns:v="urn:schemas-microsoft-com:vml" xmlns:wp14="http://schemas.microsoft.com/office/word/2010/wordprocessingDrawing" xmlns:wp="http://schemas.openxmlformats.org/drawingml/2006/wordprocessingDrawing" xmlns:w10="urn:schemas-microsoft-com:office:word" xmlns:w="http://schemas.openxmlformats.org/wordprocessingml/2006/main" xmlns:w14="http://schemas.microsoft.com/office/word/2010/wordml" xmlns:w15="http://schemas.microsoft.com/office/word/2012/wordml" xmlns:w16cex="http://schemas.microsoft.com/office/word/2018/wordml/cex" xmlns:w16cid="http://schemas.microsoft.com/office/word/2016/wordml/cid" xmlns:w16="http://schemas.microsoft.com/office/word/2018/wordml" xmlns:w16du="http://schemas.microsoft.com/office/word/2023/wordml/word16du" xmlns:w16sdtdh="http://schemas.microsoft.com/office/word/2020/wordml/sdtdatahash" xmlns:w16sdtfl="http://schemas.microsoft.com/office/word/2024/wordml/sdtformatlock" xmlns:w16se="http://schemas.microsoft.com/office/word/2015/wordml/symex" xmlns:wpg="http://schemas.microsoft.com/office/word/2010/wordprocessingGroup" xmlns:wpi="http://schemas.microsoft.com/office/word/2010/wordprocessingInk" xmlns:wne="http://schemas.microsoft.com/office/word/2006/wordml" xmlns:wps="http://schemas.microsoft.com/office/word/2010/wordprocessingShape" mc:Ignorable="w14 w15 w16se w16cid w16 w16cex w16sdtdh w16sdtfl w16du wp14">
   <w:p/>
 </w:hdr>
 </file>
 
 <file path=word/header2.xml><?xml version="1.0" encoding="utf-8"?>
-<w:hdr xmlns:wpc="http://schemas.microsoft.com/office/word/2010/wordprocessingCanvas" xmlns:cx="http://schemas.microsoft.com/office/drawing/2014/chartex" xmlns:mc="http://schemas.openxmlformats.org/markup-compatibility/2006" xmlns:o="urn:schemas-microsoft-com:office:office" xmlns:r="http://schemas.openxmlformats.org/officeDocument/2006/relationships" xmlns:m="http://schemas.openxmlformats.org/officeDocument/2006/math" xmlns:v="urn:schemas-microsoft-com:vml" xmlns:wp14="http://schemas.microsoft.com/office/word/2010/wordprocessingDrawing" xmlns:wp="http://schemas.openxmlformats.org/drawingml/2006/wordprocessingDrawing" xmlns:w10="urn:schemas-microsoft-com:office:word" xmlns:w="http://schemas.openxmlformats.org/wordprocessingml/2006/main" xmlns:w14="http://schemas.microsoft.com/office/word/2010/wordml" xmlns:w15="http://schemas.microsoft.com/office/word/2012/wordml" xmlns:w16se="http://schemas.microsoft.com/office/word/2015/wordml/symex" xmlns:wpg="http://schemas.microsoft.com/office/word/2010/wordprocessingGroup" xmlns:wpi="http://schemas.microsoft.com/office/word/2010/wordprocessingInk" xmlns:wne="http://schemas.microsoft.com/office/word/2006/wordml" xmlns:wps="http://schemas.microsoft.com/office/word/2010/wordprocessingShape" mc:Ignorable="w14 w15 w16se wp14">
+<w:hdr xmlns:wpc="http://schemas.microsoft.com/office/word/2010/wordprocessingCanvas" xmlns:cx="http://schemas.microsoft.com/office/drawing/2014/chartex" xmlns:cx1="http://schemas.microsoft.com/office/drawing/2015/9/8/chartex" xmlns:cx2="http://schemas.microsoft.com/office/drawing/2015/10/21/chartex" xmlns:cx3="http://schemas.microsoft.com/office/drawing/2016/5/9/chartex" xmlns:cx4="http://schemas.microsoft.com/office/drawing/2016/5/10/chartex" xmlns:cx5="http://schemas.microsoft.com/office/drawing/2016/5/11/chartex" xmlns:cx6="http://schemas.microsoft.com/office/drawing/2016/5/12/chartex" xmlns:cx7="http://schemas.microsoft.com/office/drawing/2016/5/13/chartex" xmlns:cx8="http://schemas.microsoft.com/office/drawing/2016/5/14/chartex" xmlns:mc="http://schemas.openxmlformats.org/markup-compatibility/2006" xmlns:aink="http://schemas.microsoft.com/office/drawing/2016/ink" xmlns:am3d="http://schemas.microsoft.com/office/drawing/2017/model3d" xmlns:o="urn:schemas-microsoft-com:office:office" xmlns:oel="http://schemas.microsoft.com/office/2019/extlst" xmlns:r="http://schemas.openxmlformats.org/officeDocument/2006/relationships" xmlns:m="http://schemas.openxmlformats.org/officeDocument/2006/math" xmlns:v="urn:schemas-microsoft-com:vml" xmlns:wp14="http://schemas.microsoft.com/office/word/2010/wordprocessingDrawing" xmlns:wp="http://schemas.openxmlformats.org/drawingml/2006/wordprocessingDrawing" xmlns:w10="urn:schemas-microsoft-com:office:word" xmlns:w="http://schemas.openxmlformats.org/wordprocessingml/2006/main" xmlns:w14="http://schemas.microsoft.com/office/word/2010/wordml" xmlns:w15="http://schemas.microsoft.com/office/word/2012/wordml" xmlns:w16cex="http://schemas.microsoft.com/office/word/2018/wordml/cex" xmlns:w16cid="http://schemas.microsoft.com/office/word/2016/wordml/cid" xmlns:w16="http://schemas.microsoft.com/office/word/2018/wordml" xmlns:w16du="http://schemas.microsoft.com/office/word/2023/wordml/word16du" xmlns:w16sdtdh="http://schemas.microsoft.com/office/word/2020/wordml/sdtdatahash" xmlns:w16sdtfl="http://schemas.microsoft.com/office/word/2024/wordml/sdtformatlock" xmlns:w16se="http://schemas.microsoft.com/office/word/2015/wordml/symex" xmlns:wpg="http://schemas.microsoft.com/office/word/2010/wordprocessingGroup" xmlns:wpi="http://schemas.microsoft.com/office/word/2010/wordprocessingInk" xmlns:wne="http://schemas.microsoft.com/office/word/2006/wordml" xmlns:wps="http://schemas.microsoft.com/office/word/2010/wordprocessingShape" mc:Ignorable="w14 w15 w16se w16cid w16 w16cex w16sdtdh w16sdtfl w16du wp14">
   <w:p/>
 </w:hdr>
 </file>
 
 <file path=word/header3.xml><?xml version="1.0" encoding="utf-8"?>
-<w:hdr xmlns:wpc="http://schemas.microsoft.com/office/word/2010/wordprocessingCanvas" xmlns:cx="http://schemas.microsoft.com/office/drawing/2014/chartex" xmlns:mc="http://schemas.openxmlformats.org/markup-compatibility/2006" xmlns:o="urn:schemas-microsoft-com:office:office" xmlns:r="http://schemas.openxmlformats.org/officeDocument/2006/relationships" xmlns:m="http://schemas.openxmlformats.org/officeDocument/2006/math" xmlns:v="urn:schemas-microsoft-com:vml" xmlns:wp14="http://schemas.microsoft.com/office/word/2010/wordprocessingDrawing" xmlns:wp="http://schemas.openxmlformats.org/drawingml/2006/wordprocessingDrawing" xmlns:w10="urn:schemas-microsoft-com:office:word" xmlns:w="http://schemas.openxmlformats.org/wordprocessingml/2006/main" xmlns:w14="http://schemas.microsoft.com/office/word/2010/wordml" xmlns:w15="http://schemas.microsoft.com/office/word/2012/wordml" xmlns:w16se="http://schemas.microsoft.com/office/word/2015/wordml/symex" xmlns:wpg="http://schemas.microsoft.com/office/word/2010/wordprocessingGroup" xmlns:wpi="http://schemas.microsoft.com/office/word/2010/wordprocessingInk" xmlns:wne="http://schemas.microsoft.com/office/word/2006/wordml" xmlns:wps="http://schemas.microsoft.com/office/word/2010/wordprocessingShape" mc:Ignorable="w14 w15 w16se wp14">
+<w:hdr xmlns:wpc="http://schemas.microsoft.com/office/word/2010/wordprocessingCanvas" xmlns:cx="http://schemas.microsoft.com/office/drawing/2014/chartex" xmlns:cx1="http://schemas.microsoft.com/office/drawing/2015/9/8/chartex" xmlns:cx2="http://schemas.microsoft.com/office/drawing/2015/10/21/chartex" xmlns:cx3="http://schemas.microsoft.com/office/drawing/2016/5/9/chartex" xmlns:cx4="http://schemas.microsoft.com/office/drawing/2016/5/10/chartex" xmlns:cx5="http://schemas.microsoft.com/office/drawing/2016/5/11/chartex" xmlns:cx6="http://schemas.microsoft.com/office/drawing/2016/5/12/chartex" xmlns:cx7="http://schemas.microsoft.com/office/drawing/2016/5/13/chartex" xmlns:cx8="http://schemas.microsoft.com/office/drawing/2016/5/14/chartex" xmlns:mc="http://schemas.openxmlformats.org/markup-compatibility/2006" xmlns:aink="http://schemas.microsoft.com/office/drawing/2016/ink" xmlns:am3d="http://schemas.microsoft.com/office/drawing/2017/model3d" xmlns:o="urn:schemas-microsoft-com:office:office" xmlns:oel="http://schemas.microsoft.com/office/2019/extlst" xmlns:r="http://schemas.openxmlformats.org/officeDocument/2006/relationships" xmlns:m="http://schemas.openxmlformats.org/officeDocument/2006/math" xmlns:v="urn:schemas-microsoft-com:vml" xmlns:wp14="http://schemas.microsoft.com/office/word/2010/wordprocessingDrawing" xmlns:wp="http://schemas.openxmlformats.org/drawingml/2006/wordprocessingDrawing" xmlns:w10="urn:schemas-microsoft-com:office:word" xmlns:w="http://schemas.openxmlformats.org/wordprocessingml/2006/main" xmlns:w14="http://schemas.microsoft.com/office/word/2010/wordml" xmlns:w15="http://schemas.microsoft.com/office/word/2012/wordml" xmlns:w16cex="http://schemas.microsoft.com/office/word/2018/wordml/cex" xmlns:w16cid="http://schemas.microsoft.com/office/word/2016/wordml/cid" xmlns:w16="http://schemas.microsoft.com/office/word/2018/wordml" xmlns:w16du="http://schemas.microsoft.com/office/word/2023/wordml/word16du" xmlns:w16sdtdh="http://schemas.microsoft.com/office/word/2020/wordml/sdtdatahash" xmlns:w16sdtfl="http://schemas.microsoft.com/office/word/2024/wordml/sdtformatlock" xmlns:w16se="http://schemas.microsoft.com/office/word/2015/wordml/symex" xmlns:wpg="http://schemas.microsoft.com/office/word/2010/wordprocessingGroup" xmlns:wpi="http://schemas.microsoft.com/office/word/2010/wordprocessingInk" xmlns:wne="http://schemas.microsoft.com/office/word/2006/wordml" xmlns:wps="http://schemas.microsoft.com/office/word/2010/wordprocessingShape" mc:Ignorable="w14 w15 w16se w16cid w16 w16cex w16sdtdh w16sdtfl w16du wp14">
   <w:p/>
 </w:hdr>
 </file>
 
 <file path=word/numbering.xml><?xml version="1.0" encoding="utf-8"?>
-<w:numbering xmlns:wpc="http://schemas.microsoft.com/office/word/2010/wordprocessingCanvas" xmlns:cx="http://schemas.microsoft.com/office/drawing/2014/chartex" xmlns:mc="http://schemas.openxmlformats.org/markup-compatibility/2006" xmlns:o="urn:schemas-microsoft-com:office:office" xmlns:r="http://schemas.openxmlformats.org/officeDocument/2006/relationships" xmlns:m="http://schemas.openxmlformats.org/officeDocument/2006/math" xmlns:v="urn:schemas-microsoft-com:vml" xmlns:wp14="http://schemas.microsoft.com/office/word/2010/wordprocessingDrawing" xmlns:wp="http://schemas.openxmlformats.org/drawingml/2006/wordprocessingDrawing" xmlns:w10="urn:schemas-microsoft-com:office:word" xmlns:w="http://schemas.openxmlformats.org/wordprocessingml/2006/main" xmlns:w14="http://schemas.microsoft.com/office/word/2010/wordml" xmlns:w15="http://schemas.microsoft.com/office/word/2012/wordml" xmlns:w16se="http://schemas.microsoft.com/office/word/2015/wordml/symex" xmlns:wpg="http://schemas.microsoft.com/office/word/2010/wordprocessingGroup" xmlns:wpi="http://schemas.microsoft.com/office/word/2010/wordprocessingInk" xmlns:wne="http://schemas.microsoft.com/office/word/2006/wordml" xmlns:wps="http://schemas.microsoft.com/office/word/2010/wordprocessingShape" mc:Ignorable="w14 w15 w16se wp14">
+<w:numbering xmlns:wpc="http://schemas.microsoft.com/office/word/2010/wordprocessingCanvas" xmlns:cx="http://schemas.microsoft.com/office/drawing/2014/chartex" xmlns:cx1="http://schemas.microsoft.com/office/drawing/2015/9/8/chartex" xmlns:cx2="http://schemas.microsoft.com/office/drawing/2015/10/21/chartex" xmlns:cx3="http://schemas.microsoft.com/office/drawing/2016/5/9/chartex" xmlns:cx4="http://schemas.microsoft.com/office/drawing/2016/5/10/chartex" xmlns:cx5="http://schemas.microsoft.com/office/drawing/2016/5/11/chartex" xmlns:cx6="http://schemas.microsoft.com/office/drawing/2016/5/12/chartex" xmlns:cx7="http://schemas.microsoft.com/office/drawing/2016/5/13/chartex" xmlns:cx8="http://schemas.microsoft.com/office/drawing/2016/5/14/chartex" xmlns:mc="http://schemas.openxmlformats.org/markup-compatibility/2006" xmlns:aink="http://schemas.microsoft.com/office/drawing/2016/ink" xmlns:am3d="http://schemas.microsoft.com/office/drawing/2017/model3d" xmlns:o="urn:schemas-microsoft-com:office:office" xmlns:oel="http://schemas.microsoft.com/office/2019/extlst" xmlns:r="http://schemas.openxmlformats.org/officeDocument/2006/relationships" xmlns:m="http://schemas.openxmlformats.org/officeDocument/2006/math" xmlns:v="urn:schemas-microsoft-com:vml" xmlns:wp14="http://schemas.microsoft.com/office/word/2010/wordprocessingDrawing" xmlns:wp="http://schemas.openxmlformats.org/drawingml/2006/wordprocessingDrawing" xmlns:w10="urn:schemas-microsoft-com:office:word" xmlns:w="http://schemas.openxmlformats.org/wordprocessingml/2006/main" xmlns:w14="http://schemas.microsoft.com/office/word/2010/wordml" xmlns:w15="http://schemas.microsoft.com/office/word/2012/wordml" xmlns:w16cex="http://schemas.microsoft.com/office/word/2018/wordml/cex" xmlns:w16cid="http://schemas.microsoft.com/office/word/2016/wordml/cid" xmlns:w16="http://schemas.microsoft.com/office/word/2018/wordml" xmlns:w16du="http://schemas.microsoft.com/office/word/2023/wordml/word16du" xmlns:w16sdtdh="http://schemas.microsoft.com/office/word/2020/wordml/sdtdatahash" xmlns:w16sdtfl="http://schemas.microsoft.com/office/word/2024/wordml/sdtformatlock" xmlns:w16se="http://schemas.microsoft.com/office/word/2015/wordml/symex" xmlns:wpg="http://schemas.microsoft.com/office/word/2010/wordprocessingGroup" xmlns:wpi="http://schemas.microsoft.com/office/word/2010/wordprocessingInk" xmlns:wne="http://schemas.microsoft.com/office/word/2006/wordml" xmlns:wps="http://schemas.microsoft.com/office/word/2010/wordprocessingShape" mc:Ignorable="w14 w15 w16se w16cid w16 w16cex w16sdtdh w16sdtfl w16du wp14">
   <w:abstractNum w:abstractNumId="0" w15:restartNumberingAfterBreak="0">
     <w:nsid w:val="2EB414B8"/>
     <w:multiLevelType w:val="singleLevel"/>
@@ -1788,10 +1034,10 @@
       <w:lvlJc w:val="left"/>
     </w:lvl>
   </w:abstractNum>
-  <w:num w:numId="1">
+  <w:num w:numId="1" w16cid:durableId="1201438691">
     <w:abstractNumId w:val="0"/>
   </w:num>
-  <w:num w:numId="2">
+  <w:num w:numId="2" w16cid:durableId="1204294115">
     <w:abstractNumId w:val="0"/>
     <w:lvlOverride w:ilvl="0">
       <w:startOverride w:val="1"/>
@@ -1801,7 +1047,7 @@
 </file>
 
 <file path=word/styles.xml><?xml version="1.0" encoding="utf-8"?>
-<w:styles xmlns:mc="http://schemas.openxmlformats.org/markup-compatibility/2006" xmlns:r="http://schemas.openxmlformats.org/officeDocument/2006/relationships" xmlns:w="http://schemas.openxmlformats.org/wordprocessingml/2006/main" xmlns:w14="http://schemas.microsoft.com/office/word/2010/wordml" xmlns:w15="http://schemas.microsoft.com/office/word/2012/wordml" xmlns:w16se="http://schemas.microsoft.com/office/word/2015/wordml/symex" mc:Ignorable="w14 w15 w16se">
+<w:styles xmlns:mc="http://schemas.openxmlformats.org/markup-compatibility/2006" xmlns:r="http://schemas.openxmlformats.org/officeDocument/2006/relationships" xmlns:w="http://schemas.openxmlformats.org/wordprocessingml/2006/main" xmlns:w14="http://schemas.microsoft.com/office/word/2010/wordml" xmlns:w15="http://schemas.microsoft.com/office/word/2012/wordml" xmlns:w16cex="http://schemas.microsoft.com/office/word/2018/wordml/cex" xmlns:w16cid="http://schemas.microsoft.com/office/word/2016/wordml/cid" xmlns:w16="http://schemas.microsoft.com/office/word/2018/wordml" xmlns:w16du="http://schemas.microsoft.com/office/word/2023/wordml/word16du" xmlns:w16sdtdh="http://schemas.microsoft.com/office/word/2020/wordml/sdtdatahash" xmlns:w16sdtfl="http://schemas.microsoft.com/office/word/2024/wordml/sdtformatlock" xmlns:w16se="http://schemas.microsoft.com/office/word/2015/wordml/symex" mc:Ignorable="w14 w15 w16se w16cid w16 w16cex w16sdtdh w16sdtfl w16du">
   <w:docDefaults>
     <w:rPrDefault>
       <w:rPr>
@@ -1811,7 +1057,7 @@
     </w:rPrDefault>
     <w:pPrDefault/>
   </w:docDefaults>
-  <w:latentStyles w:defLockedState="0" w:defUIPriority="99" w:defSemiHidden="0" w:defUnhideWhenUsed="0" w:defQFormat="0" w:count="371">
+  <w:latentStyles w:defLockedState="0" w:defUIPriority="99" w:defSemiHidden="0" w:defUnhideWhenUsed="0" w:defQFormat="0" w:count="376">
     <w:lsdException w:name="Normal" w:uiPriority="0" w:qFormat="1"/>
     <w:lsdException w:name="heading 1" w:uiPriority="9" w:qFormat="1"/>
     <w:lsdException w:name="heading 2" w:semiHidden="1" w:uiPriority="9" w:unhideWhenUsed="1" w:qFormat="1"/>
@@ -2180,6 +1426,11 @@
     <w:lsdException w:name="List Table 5 Dark Accent 6" w:uiPriority="50"/>
     <w:lsdException w:name="List Table 6 Colorful Accent 6" w:uiPriority="51"/>
     <w:lsdException w:name="List Table 7 Colorful Accent 6" w:uiPriority="52"/>
+    <w:lsdException w:name="Mention" w:semiHidden="1" w:unhideWhenUsed="1"/>
+    <w:lsdException w:name="Smart Hyperlink" w:semiHidden="1" w:unhideWhenUsed="1"/>
+    <w:lsdException w:name="Hashtag" w:semiHidden="1" w:unhideWhenUsed="1"/>
+    <w:lsdException w:name="Unresolved Mention" w:semiHidden="1" w:unhideWhenUsed="1"/>
+    <w:lsdException w:name="Smart Link" w:semiHidden="1" w:unhideWhenUsed="1"/>
   </w:latentStyles>
   <w:style w:type="paragraph" w:default="1" w:styleId="Normal">
     <w:name w:val="Normal"/>
@@ -2196,7 +1447,6 @@
   <w:style w:type="character" w:default="1" w:styleId="DefaultParagraphFont">
     <w:name w:val="Default Paragraph Font"/>
     <w:uiPriority w:val="1"/>
-    <w:semiHidden/>
     <w:unhideWhenUsed/>
   </w:style>
   <w:style w:type="table" w:default="1" w:styleId="TableNormal">
@@ -2301,8 +1551,8 @@
       <w:u w:val="single"/>
     </w:rPr>
   </w:style>
-  <w:style w:type="character" w:customStyle="1" w:styleId="UnresolvedMention">
-    <w:name w:val="Unresolved Mention"/>
+  <w:style w:type="character" w:customStyle="1" w:styleId="UnresolvedMention1">
+    <w:name w:val="Unresolved Mention1"/>
     <w:basedOn w:val="DefaultParagraphFont"/>
     <w:uiPriority w:val="99"/>
     <w:semiHidden/>
